--- a/Collatio/12/1. Textos/1. Marcados/12-B.docx
+++ b/Collatio/12/1. Textos/1. Marcados/12-B.docx
@@ -1,15 +1,17 @@
 
 <file path=word/document.xml><?xml version="1.0" encoding="utf-8"?>
-<w:document xmlns:wpc="http://schemas.microsoft.com/office/word/2010/wordprocessingCanvas" xmlns:cx="http://schemas.microsoft.com/office/drawing/2014/chartex" xmlns:cx1="http://schemas.microsoft.com/office/drawing/2015/9/8/chartex" xmlns:cx2="http://schemas.microsoft.com/office/drawing/2015/10/21/chartex" xmlns:cx3="http://schemas.microsoft.com/office/drawing/2016/5/9/chartex" xmlns:cx4="http://schemas.microsoft.com/office/drawing/2016/5/10/chartex" xmlns:cx5="http://schemas.microsoft.com/office/drawing/2016/5/11/chartex" xmlns:cx6="http://schemas.microsoft.com/office/drawing/2016/5/12/chartex" xmlns:cx7="http://schemas.microsoft.com/office/drawing/2016/5/13/chartex" xmlns:cx8="http://schemas.microsoft.com/office/drawing/2016/5/14/chartex" xmlns:mc="http://schemas.openxmlformats.org/markup-compatibility/2006" xmlns:aink="http://schemas.microsoft.com/office/drawing/2016/ink" xmlns:am3d="http://schemas.microsoft.com/office/drawing/2017/model3d" xmlns:o="urn:schemas-microsoft-com:office:office" xmlns:oel="http://schemas.microsoft.com/office/2019/extlst" xmlns:r="http://schemas.openxmlformats.org/officeDocument/2006/relationships" xmlns:m="http://schemas.openxmlformats.org/officeDocument/2006/math" xmlns:v="urn:schemas-microsoft-com:vml" xmlns:wp14="http://schemas.microsoft.com/office/word/2010/wordprocessingDrawing" xmlns:wp="http://schemas.openxmlformats.org/drawingml/2006/wordprocessingDrawing" xmlns:w10="urn:schemas-microsoft-com:office:word" xmlns:w="http://schemas.openxmlformats.org/wordprocessingml/2006/main" xmlns:w14="http://schemas.microsoft.com/office/word/2010/wordml" xmlns:w15="http://schemas.microsoft.com/office/word/2012/wordml" xmlns:w16cex="http://schemas.microsoft.com/office/word/2018/wordml/cex" xmlns:w16cid="http://schemas.microsoft.com/office/word/2016/wordml/cid" xmlns:w16="http://schemas.microsoft.com/office/word/2018/wordml" xmlns:w16sdtdh="http://schemas.microsoft.com/office/word/2020/wordml/sdtdatahash" xmlns:w16se="http://schemas.microsoft.com/office/word/2015/wordml/symex" xmlns:wpg="http://schemas.microsoft.com/office/word/2010/wordprocessingGroup" xmlns:wpi="http://schemas.microsoft.com/office/word/2010/wordprocessingInk" xmlns:wne="http://schemas.microsoft.com/office/word/2006/wordml" xmlns:wps="http://schemas.microsoft.com/office/word/2010/wordprocessingShape" mc:Ignorable="w14 w15 w16se w16cid w16 w16cex w16sdtdh wp14">
+<w:document xmlns:wpc="http://schemas.microsoft.com/office/word/2010/wordprocessingCanvas" xmlns:cx="http://schemas.microsoft.com/office/drawing/2014/chartex" xmlns:cx1="http://schemas.microsoft.com/office/drawing/2015/9/8/chartex" xmlns:cx2="http://schemas.microsoft.com/office/drawing/2015/10/21/chartex" xmlns:cx3="http://schemas.microsoft.com/office/drawing/2016/5/9/chartex" xmlns:cx4="http://schemas.microsoft.com/office/drawing/2016/5/10/chartex" xmlns:cx5="http://schemas.microsoft.com/office/drawing/2016/5/11/chartex" xmlns:cx6="http://schemas.microsoft.com/office/drawing/2016/5/12/chartex" xmlns:cx7="http://schemas.microsoft.com/office/drawing/2016/5/13/chartex" xmlns:cx8="http://schemas.microsoft.com/office/drawing/2016/5/14/chartex" xmlns:mc="http://schemas.openxmlformats.org/markup-compatibility/2006" xmlns:aink="http://schemas.microsoft.com/office/drawing/2016/ink" xmlns:am3d="http://schemas.microsoft.com/office/drawing/2017/model3d" xmlns:o="urn:schemas-microsoft-com:office:office" xmlns:oel="http://schemas.microsoft.com/office/2019/extlst" xmlns:r="http://schemas.openxmlformats.org/officeDocument/2006/relationships" xmlns:m="http://schemas.openxmlformats.org/officeDocument/2006/math" xmlns:v="urn:schemas-microsoft-com:vml" xmlns:wp14="http://schemas.microsoft.com/office/word/2010/wordprocessingDrawing" xmlns:wp="http://schemas.openxmlformats.org/drawingml/2006/wordprocessingDrawing" xmlns:w10="urn:schemas-microsoft-com:office:word" xmlns:w="http://schemas.openxmlformats.org/wordprocessingml/2006/main" xmlns:w14="http://schemas.microsoft.com/office/word/2010/wordml" xmlns:w15="http://schemas.microsoft.com/office/word/2012/wordml" xmlns:w16cex="http://schemas.microsoft.com/office/word/2018/wordml/cex" xmlns:w16cid="http://schemas.microsoft.com/office/word/2016/wordml/cid" xmlns:w16="http://schemas.microsoft.com/office/word/2018/wordml" xmlns:w16du="http://schemas.microsoft.com/office/word/2023/wordml/word16du" xmlns:w16sdtdh="http://schemas.microsoft.com/office/word/2020/wordml/sdtdatahash" xmlns:w16sdtfl="http://schemas.microsoft.com/office/word/2024/wordml/sdtformatlock" xmlns:w16se="http://schemas.microsoft.com/office/word/2015/wordml/symex" xmlns:wpg="http://schemas.microsoft.com/office/word/2010/wordprocessingGroup" xmlns:wpi="http://schemas.microsoft.com/office/word/2010/wordprocessingInk" xmlns:wne="http://schemas.microsoft.com/office/word/2006/wordml" xmlns:wps="http://schemas.microsoft.com/office/word/2010/wordprocessingShape" mc:Ignorable="w14 w15 w16se w16cid w16 w16cex w16sdtdh w16sdtfl w16du wp14">
   <w:body>
     <w:p>
       <w:pPr>
         <w:rPr>
+          <w:rFonts w:ascii="Brill" w:hAnsi="Brill"/>
           <w:lang w:val="es-ES"/>
         </w:rPr>
       </w:pPr>
       <w:r>
         <w:rPr>
+          <w:rFonts w:ascii="Brill" w:hAnsi="Brill"/>
           <w:color w:val="FF0000"/>
           <w:lang w:val="es-ES"/>
         </w:rPr>
@@ -17,12 +19,430 @@
       </w:r>
       <w:r>
         <w:rPr>
-          <w:lang w:val="es-ES"/>
-        </w:rPr>
-        <w:t xml:space="preserve">pregunto el decipulo al maestro ruego te que me digas de aquel tienpo que nuestro señor yogo encerrado en el vientre de santa Maria su madre como finco el cielo e la tierra o quien finco en su lugar ca segund que lo yo entiendo % tu me dices que son tres personas e un dios pues si tu quieres dezir que de aquellas tres personas que se encerro la una o las dos d ellas en el su vientre esto es una razon % e si dizes que todas tres y fueron encerradas dame recabdo quien fincava fuera en su lugar para mantener el cielo e la tierra e todas las criaturas que en ella son % respondio el maestro yo te lo dire ya tu sabes en como te yo dixe que son ix los cielos % e del uno al otro a tanto bien como de la tierra fasta este primero que parece a nos % pues quando nuestro señor esta en el mas alto cielo que es el ix para mientes si por todo eso en los cielos o en la tierra si mingua alguna cosa de lo que el ordeno que se non faga todo asi como el mando % e esto mesmo en cada uno de los otros cielos que te yo ya dixe como quier que parece que dios esta en un lugar en cada lugar esta el % pues bien d esta guisa era quando andava en el vientre de santa Maria que como quier que parecia que alli estava el encerrado en todo estava el bien como ante % que por aquello non </w:t>
-      </w:r>
-      <w:r>
-        <w:rPr>
+          <w:rFonts w:ascii="Brill" w:hAnsi="Brill"/>
+          <w:lang w:val="es-ES"/>
+        </w:rPr>
+        <w:t xml:space="preserve">pregunto el </w:t>
+      </w:r>
+      <w:proofErr w:type="spellStart"/>
+      <w:r>
+        <w:rPr>
+          <w:rFonts w:ascii="Brill" w:hAnsi="Brill"/>
+          <w:lang w:val="es-ES"/>
+        </w:rPr>
+        <w:t>decipulo</w:t>
+      </w:r>
+      <w:proofErr w:type="spellEnd"/>
+      <w:r>
+        <w:rPr>
+          <w:rFonts w:ascii="Brill" w:hAnsi="Brill"/>
+          <w:lang w:val="es-ES"/>
+        </w:rPr>
+        <w:t xml:space="preserve"> al maestro ruego te que me digas de aquel </w:t>
+      </w:r>
+      <w:proofErr w:type="spellStart"/>
+      <w:r>
+        <w:rPr>
+          <w:rFonts w:ascii="Brill" w:hAnsi="Brill"/>
+          <w:lang w:val="es-ES"/>
+        </w:rPr>
+        <w:t>tienpo</w:t>
+      </w:r>
+      <w:proofErr w:type="spellEnd"/>
+      <w:r>
+        <w:rPr>
+          <w:rFonts w:ascii="Brill" w:hAnsi="Brill"/>
+          <w:lang w:val="es-ES"/>
+        </w:rPr>
+        <w:t xml:space="preserve"> que nuestro señor yogo encerrado en el vientre de santa </w:t>
+      </w:r>
+      <w:proofErr w:type="spellStart"/>
+      <w:r>
+        <w:rPr>
+          <w:rFonts w:ascii="Brill" w:hAnsi="Brill"/>
+          <w:lang w:val="es-ES"/>
+        </w:rPr>
+        <w:t>Maria</w:t>
+      </w:r>
+      <w:proofErr w:type="spellEnd"/>
+      <w:r>
+        <w:rPr>
+          <w:rFonts w:ascii="Brill" w:hAnsi="Brill"/>
+          <w:lang w:val="es-ES"/>
+        </w:rPr>
+        <w:t xml:space="preserve"> su madre como finco el cielo e la tierra o quien finco en su lugar ca segund que lo yo entiendo % </w:t>
+      </w:r>
+      <w:proofErr w:type="spellStart"/>
+      <w:r>
+        <w:rPr>
+          <w:rFonts w:ascii="Brill" w:hAnsi="Brill"/>
+          <w:lang w:val="es-ES"/>
+        </w:rPr>
+        <w:t>tu</w:t>
+      </w:r>
+      <w:proofErr w:type="spellEnd"/>
+      <w:r>
+        <w:rPr>
+          <w:rFonts w:ascii="Brill" w:hAnsi="Brill"/>
+          <w:lang w:val="es-ES"/>
+        </w:rPr>
+        <w:t xml:space="preserve"> me dices que son tres personas e un dios pues si </w:t>
+      </w:r>
+      <w:proofErr w:type="spellStart"/>
+      <w:r>
+        <w:rPr>
+          <w:rFonts w:ascii="Brill" w:hAnsi="Brill"/>
+          <w:lang w:val="es-ES"/>
+        </w:rPr>
+        <w:t>tu</w:t>
+      </w:r>
+      <w:proofErr w:type="spellEnd"/>
+      <w:r>
+        <w:rPr>
+          <w:rFonts w:ascii="Brill" w:hAnsi="Brill"/>
+          <w:lang w:val="es-ES"/>
+        </w:rPr>
+        <w:t xml:space="preserve"> quieres dezir que de aquellas tres personas que se </w:t>
+      </w:r>
+      <w:proofErr w:type="spellStart"/>
+      <w:r>
+        <w:rPr>
+          <w:rFonts w:ascii="Brill" w:hAnsi="Brill"/>
+          <w:lang w:val="es-ES"/>
+        </w:rPr>
+        <w:t>encerro</w:t>
+      </w:r>
+      <w:proofErr w:type="spellEnd"/>
+      <w:r>
+        <w:rPr>
+          <w:rFonts w:ascii="Brill" w:hAnsi="Brill"/>
+          <w:lang w:val="es-ES"/>
+        </w:rPr>
+        <w:t xml:space="preserve"> la una o las dos d ellas en el su vientre esto es una </w:t>
+      </w:r>
+      <w:proofErr w:type="spellStart"/>
+      <w:r>
+        <w:rPr>
+          <w:rFonts w:ascii="Brill" w:hAnsi="Brill"/>
+          <w:lang w:val="es-ES"/>
+        </w:rPr>
+        <w:t>razon</w:t>
+      </w:r>
+      <w:proofErr w:type="spellEnd"/>
+      <w:r>
+        <w:rPr>
+          <w:rFonts w:ascii="Brill" w:hAnsi="Brill"/>
+          <w:lang w:val="es-ES"/>
+        </w:rPr>
+        <w:t xml:space="preserve"> % e si dizes que todas tres y fueron encerradas dame recabdo quien </w:t>
+      </w:r>
+      <w:proofErr w:type="spellStart"/>
+      <w:r>
+        <w:rPr>
+          <w:rFonts w:ascii="Brill" w:hAnsi="Brill"/>
+          <w:lang w:val="es-ES"/>
+        </w:rPr>
+        <w:t>fincava</w:t>
+      </w:r>
+      <w:proofErr w:type="spellEnd"/>
+      <w:r>
+        <w:rPr>
+          <w:rFonts w:ascii="Brill" w:hAnsi="Brill"/>
+          <w:lang w:val="es-ES"/>
+        </w:rPr>
+        <w:t xml:space="preserve"> fuera en su lugar para mantener el cielo e la tierra e todas las criaturas que en ella son % </w:t>
+      </w:r>
+      <w:proofErr w:type="spellStart"/>
+      <w:r>
+        <w:rPr>
+          <w:rFonts w:ascii="Brill" w:hAnsi="Brill"/>
+          <w:lang w:val="es-ES"/>
+        </w:rPr>
+        <w:t>respondio</w:t>
+      </w:r>
+      <w:proofErr w:type="spellEnd"/>
+      <w:r>
+        <w:rPr>
+          <w:rFonts w:ascii="Brill" w:hAnsi="Brill"/>
+          <w:lang w:val="es-ES"/>
+        </w:rPr>
+        <w:t xml:space="preserve"> el maestro yo te lo </w:t>
+      </w:r>
+      <w:proofErr w:type="spellStart"/>
+      <w:r>
+        <w:rPr>
+          <w:rFonts w:ascii="Brill" w:hAnsi="Brill"/>
+          <w:lang w:val="es-ES"/>
+        </w:rPr>
+        <w:t>dire</w:t>
+      </w:r>
+      <w:proofErr w:type="spellEnd"/>
+      <w:r>
+        <w:rPr>
+          <w:rFonts w:ascii="Brill" w:hAnsi="Brill"/>
+          <w:lang w:val="es-ES"/>
+        </w:rPr>
+        <w:t xml:space="preserve"> ya </w:t>
+      </w:r>
+      <w:proofErr w:type="spellStart"/>
+      <w:r>
+        <w:rPr>
+          <w:rFonts w:ascii="Brill" w:hAnsi="Brill"/>
+          <w:lang w:val="es-ES"/>
+        </w:rPr>
+        <w:t>tu</w:t>
+      </w:r>
+      <w:proofErr w:type="spellEnd"/>
+      <w:r>
+        <w:rPr>
+          <w:rFonts w:ascii="Brill" w:hAnsi="Brill"/>
+          <w:lang w:val="es-ES"/>
+        </w:rPr>
+        <w:t xml:space="preserve"> sabes en </w:t>
+      </w:r>
+      <w:proofErr w:type="spellStart"/>
+      <w:r>
+        <w:rPr>
+          <w:rFonts w:ascii="Brill" w:hAnsi="Brill"/>
+          <w:lang w:val="es-ES"/>
+        </w:rPr>
+        <w:t>como</w:t>
+      </w:r>
+      <w:proofErr w:type="spellEnd"/>
+      <w:r>
+        <w:rPr>
+          <w:rFonts w:ascii="Brill" w:hAnsi="Brill"/>
+          <w:lang w:val="es-ES"/>
+        </w:rPr>
+        <w:t xml:space="preserve"> te yo dixe que son </w:t>
+      </w:r>
+      <w:proofErr w:type="spellStart"/>
+      <w:r>
+        <w:rPr>
+          <w:rFonts w:ascii="Brill" w:hAnsi="Brill"/>
+          <w:lang w:val="es-ES"/>
+        </w:rPr>
+        <w:t>ix</w:t>
+      </w:r>
+      <w:proofErr w:type="spellEnd"/>
+      <w:r>
+        <w:rPr>
+          <w:rFonts w:ascii="Brill" w:hAnsi="Brill"/>
+          <w:lang w:val="es-ES"/>
+        </w:rPr>
+        <w:t xml:space="preserve"> los cielos % e del uno al otro a tanto bien como de la tierra fasta este primero que parece a nos % pues </w:t>
+      </w:r>
+      <w:proofErr w:type="spellStart"/>
+      <w:r>
+        <w:rPr>
+          <w:rFonts w:ascii="Brill" w:hAnsi="Brill"/>
+          <w:lang w:val="es-ES"/>
+        </w:rPr>
+        <w:t>quando</w:t>
+      </w:r>
+      <w:proofErr w:type="spellEnd"/>
+      <w:r>
+        <w:rPr>
+          <w:rFonts w:ascii="Brill" w:hAnsi="Brill"/>
+          <w:lang w:val="es-ES"/>
+        </w:rPr>
+        <w:t xml:space="preserve"> nuestro señor </w:t>
+      </w:r>
+      <w:proofErr w:type="spellStart"/>
+      <w:r>
+        <w:rPr>
+          <w:rFonts w:ascii="Brill" w:hAnsi="Brill"/>
+          <w:lang w:val="es-ES"/>
+        </w:rPr>
+        <w:t>esta</w:t>
+      </w:r>
+      <w:proofErr w:type="spellEnd"/>
+      <w:r>
+        <w:rPr>
+          <w:rFonts w:ascii="Brill" w:hAnsi="Brill"/>
+          <w:lang w:val="es-ES"/>
+        </w:rPr>
+        <w:t xml:space="preserve"> en el </w:t>
+      </w:r>
+      <w:proofErr w:type="spellStart"/>
+      <w:r>
+        <w:rPr>
+          <w:rFonts w:ascii="Brill" w:hAnsi="Brill"/>
+          <w:lang w:val="es-ES"/>
+        </w:rPr>
+        <w:t>mas</w:t>
+      </w:r>
+      <w:proofErr w:type="spellEnd"/>
+      <w:r>
+        <w:rPr>
+          <w:rFonts w:ascii="Brill" w:hAnsi="Brill"/>
+          <w:lang w:val="es-ES"/>
+        </w:rPr>
+        <w:t xml:space="preserve"> alto cielo que es el </w:t>
+      </w:r>
+      <w:proofErr w:type="spellStart"/>
+      <w:r>
+        <w:rPr>
+          <w:rFonts w:ascii="Brill" w:hAnsi="Brill"/>
+          <w:lang w:val="es-ES"/>
+        </w:rPr>
+        <w:t>ix</w:t>
+      </w:r>
+      <w:proofErr w:type="spellEnd"/>
+      <w:r>
+        <w:rPr>
+          <w:rFonts w:ascii="Brill" w:hAnsi="Brill"/>
+          <w:lang w:val="es-ES"/>
+        </w:rPr>
+        <w:t xml:space="preserve"> para mientes si por todo eso en los cielos o en la tierra si mingua alguna cosa de lo que el ordeno que se non </w:t>
+      </w:r>
+      <w:proofErr w:type="spellStart"/>
+      <w:r>
+        <w:rPr>
+          <w:rFonts w:ascii="Brill" w:hAnsi="Brill"/>
+          <w:lang w:val="es-ES"/>
+        </w:rPr>
+        <w:t>faga</w:t>
+      </w:r>
+      <w:proofErr w:type="spellEnd"/>
+      <w:r>
+        <w:rPr>
+          <w:rFonts w:ascii="Brill" w:hAnsi="Brill"/>
+          <w:lang w:val="es-ES"/>
+        </w:rPr>
+        <w:t xml:space="preserve"> todo </w:t>
+      </w:r>
+      <w:proofErr w:type="spellStart"/>
+      <w:r>
+        <w:rPr>
+          <w:rFonts w:ascii="Brill" w:hAnsi="Brill"/>
+          <w:lang w:val="es-ES"/>
+        </w:rPr>
+        <w:t>asi</w:t>
+      </w:r>
+      <w:proofErr w:type="spellEnd"/>
+      <w:r>
+        <w:rPr>
+          <w:rFonts w:ascii="Brill" w:hAnsi="Brill"/>
+          <w:lang w:val="es-ES"/>
+        </w:rPr>
+        <w:t xml:space="preserve"> como el mando % e esto mesmo en cada uno de los otros cielos que te yo ya dixe como quier que parece que dios </w:t>
+      </w:r>
+      <w:proofErr w:type="spellStart"/>
+      <w:r>
+        <w:rPr>
+          <w:rFonts w:ascii="Brill" w:hAnsi="Brill"/>
+          <w:lang w:val="es-ES"/>
+        </w:rPr>
+        <w:t>esta</w:t>
+      </w:r>
+      <w:proofErr w:type="spellEnd"/>
+      <w:r>
+        <w:rPr>
+          <w:rFonts w:ascii="Brill" w:hAnsi="Brill"/>
+          <w:lang w:val="es-ES"/>
+        </w:rPr>
+        <w:t xml:space="preserve"> en un lugar en cada lugar </w:t>
+      </w:r>
+      <w:proofErr w:type="spellStart"/>
+      <w:r>
+        <w:rPr>
+          <w:rFonts w:ascii="Brill" w:hAnsi="Brill"/>
+          <w:lang w:val="es-ES"/>
+        </w:rPr>
+        <w:t>esta</w:t>
+      </w:r>
+      <w:proofErr w:type="spellEnd"/>
+      <w:r>
+        <w:rPr>
+          <w:rFonts w:ascii="Brill" w:hAnsi="Brill"/>
+          <w:lang w:val="es-ES"/>
+        </w:rPr>
+        <w:t xml:space="preserve"> </w:t>
+      </w:r>
+      <w:proofErr w:type="spellStart"/>
+      <w:r>
+        <w:rPr>
+          <w:rFonts w:ascii="Brill" w:hAnsi="Brill"/>
+          <w:lang w:val="es-ES"/>
+        </w:rPr>
+        <w:t>el</w:t>
+      </w:r>
+      <w:proofErr w:type="spellEnd"/>
+      <w:r>
+        <w:rPr>
+          <w:rFonts w:ascii="Brill" w:hAnsi="Brill"/>
+          <w:lang w:val="es-ES"/>
+        </w:rPr>
+        <w:t xml:space="preserve"> % pues bien d esta guisa era </w:t>
+      </w:r>
+      <w:proofErr w:type="spellStart"/>
+      <w:r>
+        <w:rPr>
+          <w:rFonts w:ascii="Brill" w:hAnsi="Brill"/>
+          <w:lang w:val="es-ES"/>
+        </w:rPr>
+        <w:t>quando</w:t>
+      </w:r>
+      <w:proofErr w:type="spellEnd"/>
+      <w:r>
+        <w:rPr>
+          <w:rFonts w:ascii="Brill" w:hAnsi="Brill"/>
+          <w:lang w:val="es-ES"/>
+        </w:rPr>
+        <w:t xml:space="preserve"> andava en el vientre de santa </w:t>
+      </w:r>
+      <w:proofErr w:type="spellStart"/>
+      <w:r>
+        <w:rPr>
+          <w:rFonts w:ascii="Brill" w:hAnsi="Brill"/>
+          <w:lang w:val="es-ES"/>
+        </w:rPr>
+        <w:t>Maria</w:t>
+      </w:r>
+      <w:proofErr w:type="spellEnd"/>
+      <w:r>
+        <w:rPr>
+          <w:rFonts w:ascii="Brill" w:hAnsi="Brill"/>
+          <w:lang w:val="es-ES"/>
+        </w:rPr>
+        <w:t xml:space="preserve"> que como quier que </w:t>
+      </w:r>
+      <w:proofErr w:type="spellStart"/>
+      <w:r>
+        <w:rPr>
+          <w:rFonts w:ascii="Brill" w:hAnsi="Brill"/>
+          <w:lang w:val="es-ES"/>
+        </w:rPr>
+        <w:t>parecia</w:t>
+      </w:r>
+      <w:proofErr w:type="spellEnd"/>
+      <w:r>
+        <w:rPr>
+          <w:rFonts w:ascii="Brill" w:hAnsi="Brill"/>
+          <w:lang w:val="es-ES"/>
+        </w:rPr>
+        <w:t xml:space="preserve"> que </w:t>
+      </w:r>
+      <w:proofErr w:type="spellStart"/>
+      <w:r>
+        <w:rPr>
+          <w:rFonts w:ascii="Brill" w:hAnsi="Brill"/>
+          <w:lang w:val="es-ES"/>
+        </w:rPr>
+        <w:t>alli</w:t>
+      </w:r>
+      <w:proofErr w:type="spellEnd"/>
+      <w:r>
+        <w:rPr>
+          <w:rFonts w:ascii="Brill" w:hAnsi="Brill"/>
+          <w:lang w:val="es-ES"/>
+        </w:rPr>
+        <w:t xml:space="preserve"> estava el encerrado en todo estava el bien como ante % que por aquello non </w:t>
+      </w:r>
+      <w:r>
+        <w:rPr>
+          <w:rFonts w:ascii="Brill" w:hAnsi="Brill"/>
           <w:color w:val="FF0000"/>
           <w:lang w:val="es-ES"/>
         </w:rPr>
@@ -30,67 +450,417 @@
       </w:r>
       <w:r>
         <w:rPr>
-          <w:lang w:val="es-ES"/>
-        </w:rPr>
-        <w:t xml:space="preserve">se menguava el su poder nin la su grandez % e a lo al que me demandaste de las tres personas si eran y encerradas la una o las dos o todas tres % sepas que todas tres fueron obrantes el poder del padre el saber del fijo el querer del espiritu santo ca estas tres personas todas se encierran en un dios non desanparando % la devinidat el cielo del inperio % la qual es buena andança de todos los bien aventurados e por eso diz en la nuestra creencia en el salmo de </w:t>
-      </w:r>
-      <w:r>
-        <w:rPr>
+          <w:rFonts w:ascii="Brill" w:hAnsi="Brill"/>
+          <w:lang w:val="es-ES"/>
+        </w:rPr>
+        <w:t xml:space="preserve">se </w:t>
+      </w:r>
+      <w:proofErr w:type="spellStart"/>
+      <w:r>
+        <w:rPr>
+          <w:rFonts w:ascii="Brill" w:hAnsi="Brill"/>
+          <w:lang w:val="es-ES"/>
+        </w:rPr>
+        <w:t>menguava</w:t>
+      </w:r>
+      <w:proofErr w:type="spellEnd"/>
+      <w:r>
+        <w:rPr>
+          <w:rFonts w:ascii="Brill" w:hAnsi="Brill"/>
+          <w:lang w:val="es-ES"/>
+        </w:rPr>
+        <w:t xml:space="preserve"> el su poder nin la su grandez % e a lo al que me demandaste de las tres personas si eran y encerradas la una o las dos o todas tres % sepas que todas tres fueron obrantes el poder del padre el saber del fijo el querer del </w:t>
+      </w:r>
+      <w:proofErr w:type="spellStart"/>
+      <w:r>
+        <w:rPr>
+          <w:rFonts w:ascii="Brill" w:hAnsi="Brill"/>
+          <w:lang w:val="es-ES"/>
+        </w:rPr>
+        <w:t>espiritu</w:t>
+      </w:r>
+      <w:proofErr w:type="spellEnd"/>
+      <w:r>
+        <w:rPr>
+          <w:rFonts w:ascii="Brill" w:hAnsi="Brill"/>
+          <w:lang w:val="es-ES"/>
+        </w:rPr>
+        <w:t xml:space="preserve"> santo ca estas tres personas todas se encierran en un dios non </w:t>
+      </w:r>
+      <w:proofErr w:type="spellStart"/>
+      <w:r>
+        <w:rPr>
+          <w:rFonts w:ascii="Brill" w:hAnsi="Brill"/>
+          <w:lang w:val="es-ES"/>
+        </w:rPr>
+        <w:t>desanparando</w:t>
+      </w:r>
+      <w:proofErr w:type="spellEnd"/>
+      <w:r>
+        <w:rPr>
+          <w:rFonts w:ascii="Brill" w:hAnsi="Brill"/>
+          <w:lang w:val="es-ES"/>
+        </w:rPr>
+        <w:t xml:space="preserve"> % la </w:t>
+      </w:r>
+      <w:proofErr w:type="spellStart"/>
+      <w:r>
+        <w:rPr>
+          <w:rFonts w:ascii="Brill" w:hAnsi="Brill"/>
+          <w:lang w:val="es-ES"/>
+        </w:rPr>
+        <w:t>devinidat</w:t>
+      </w:r>
+      <w:proofErr w:type="spellEnd"/>
+      <w:r>
+        <w:rPr>
+          <w:rFonts w:ascii="Brill" w:hAnsi="Brill"/>
+          <w:lang w:val="es-ES"/>
+        </w:rPr>
+        <w:t xml:space="preserve"> el cielo del </w:t>
+      </w:r>
+      <w:proofErr w:type="spellStart"/>
+      <w:r>
+        <w:rPr>
+          <w:rFonts w:ascii="Brill" w:hAnsi="Brill"/>
+          <w:lang w:val="es-ES"/>
+        </w:rPr>
+        <w:t>inperio</w:t>
+      </w:r>
+      <w:proofErr w:type="spellEnd"/>
+      <w:r>
+        <w:rPr>
+          <w:rFonts w:ascii="Brill" w:hAnsi="Brill"/>
+          <w:lang w:val="es-ES"/>
+        </w:rPr>
+        <w:t xml:space="preserve"> % la </w:t>
+      </w:r>
+      <w:proofErr w:type="spellStart"/>
+      <w:r>
+        <w:rPr>
+          <w:rFonts w:ascii="Brill" w:hAnsi="Brill"/>
+          <w:lang w:val="es-ES"/>
+        </w:rPr>
+        <w:t>qual</w:t>
+      </w:r>
+      <w:proofErr w:type="spellEnd"/>
+      <w:r>
+        <w:rPr>
+          <w:rFonts w:ascii="Brill" w:hAnsi="Brill"/>
+          <w:lang w:val="es-ES"/>
+        </w:rPr>
+        <w:t xml:space="preserve"> es buena </w:t>
+      </w:r>
+      <w:proofErr w:type="spellStart"/>
+      <w:r>
+        <w:rPr>
+          <w:rFonts w:ascii="Brill" w:hAnsi="Brill"/>
+          <w:lang w:val="es-ES"/>
+        </w:rPr>
+        <w:t>andança</w:t>
+      </w:r>
+      <w:proofErr w:type="spellEnd"/>
+      <w:r>
+        <w:rPr>
+          <w:rFonts w:ascii="Brill" w:hAnsi="Brill"/>
+          <w:lang w:val="es-ES"/>
+        </w:rPr>
+        <w:t xml:space="preserve"> de todos los bien aventurados e por eso </w:t>
+      </w:r>
+      <w:proofErr w:type="spellStart"/>
+      <w:r>
+        <w:rPr>
+          <w:rFonts w:ascii="Brill" w:hAnsi="Brill"/>
+          <w:lang w:val="es-ES"/>
+        </w:rPr>
+        <w:t>diz</w:t>
+      </w:r>
+      <w:proofErr w:type="spellEnd"/>
+      <w:r>
+        <w:rPr>
+          <w:rFonts w:ascii="Brill" w:hAnsi="Brill"/>
+          <w:lang w:val="es-ES"/>
+        </w:rPr>
+        <w:t xml:space="preserve"> en la nuestra creencia en el salmo de </w:t>
+      </w:r>
+      <w:r>
+        <w:rPr>
+          <w:rFonts w:ascii="Brill" w:hAnsi="Brill"/>
           <w:color w:val="E97132" w:themeColor="accent2"/>
           <w:lang w:val="es-ES"/>
         </w:rPr>
-        <w:t>Q</w:t>
-      </w:r>
-      <w:r>
-        <w:rPr>
+        <w:t xml:space="preserve">Quicumque </w:t>
+      </w:r>
+      <w:proofErr w:type="spellStart"/>
+      <w:r>
+        <w:rPr>
+          <w:rFonts w:ascii="Brill" w:hAnsi="Brill"/>
           <w:color w:val="E97132" w:themeColor="accent2"/>
           <w:lang w:val="es-ES"/>
         </w:rPr>
-        <w:t xml:space="preserve">uicumque </w:t>
-      </w:r>
-      <w:r>
-        <w:rPr>
+        <w:t>vult</w:t>
+      </w:r>
+      <w:proofErr w:type="spellEnd"/>
+      <w:r>
+        <w:rPr>
+          <w:rFonts w:ascii="Brill" w:hAnsi="Brill"/>
           <w:color w:val="E97132" w:themeColor="accent2"/>
           <w:lang w:val="es-ES"/>
         </w:rPr>
-        <w:t>v</w:t>
-      </w:r>
-      <w:r>
-        <w:rPr>
+        <w:t xml:space="preserve"> </w:t>
+      </w:r>
+      <w:proofErr w:type="spellStart"/>
+      <w:r>
+        <w:rPr>
+          <w:rFonts w:ascii="Brill" w:hAnsi="Brill"/>
           <w:color w:val="E97132" w:themeColor="accent2"/>
           <w:lang w:val="es-ES"/>
         </w:rPr>
-        <w:t>ult talis pater talis filius % talis espiritus sanctos</w:t>
-      </w:r>
-      <w:r>
-        <w:rPr>
-          <w:lang w:val="es-ES"/>
-        </w:rPr>
-        <w:t xml:space="preserve"> que quier dezir qual es el padre tal es el fijo tal es el espiritu santo </w:t>
-      </w:r>
-      <w:r>
-        <w:rPr>
+        <w:t>talis</w:t>
+      </w:r>
+      <w:proofErr w:type="spellEnd"/>
+      <w:r>
+        <w:rPr>
+          <w:rFonts w:ascii="Brill" w:hAnsi="Brill"/>
+          <w:color w:val="E97132" w:themeColor="accent2"/>
+          <w:lang w:val="es-ES"/>
+        </w:rPr>
+        <w:t xml:space="preserve"> </w:t>
+      </w:r>
+      <w:proofErr w:type="spellStart"/>
+      <w:r>
+        <w:rPr>
+          <w:rFonts w:ascii="Brill" w:hAnsi="Brill"/>
+          <w:color w:val="E97132" w:themeColor="accent2"/>
+          <w:lang w:val="es-ES"/>
+        </w:rPr>
+        <w:t>pater</w:t>
+      </w:r>
+      <w:proofErr w:type="spellEnd"/>
+      <w:r>
+        <w:rPr>
+          <w:rFonts w:ascii="Brill" w:hAnsi="Brill"/>
+          <w:color w:val="E97132" w:themeColor="accent2"/>
+          <w:lang w:val="es-ES"/>
+        </w:rPr>
+        <w:t xml:space="preserve"> </w:t>
+      </w:r>
+      <w:proofErr w:type="spellStart"/>
+      <w:r>
+        <w:rPr>
+          <w:rFonts w:ascii="Brill" w:hAnsi="Brill"/>
+          <w:color w:val="E97132" w:themeColor="accent2"/>
+          <w:lang w:val="es-ES"/>
+        </w:rPr>
+        <w:t>talis</w:t>
+      </w:r>
+      <w:proofErr w:type="spellEnd"/>
+      <w:r>
+        <w:rPr>
+          <w:rFonts w:ascii="Brill" w:hAnsi="Brill"/>
+          <w:color w:val="E97132" w:themeColor="accent2"/>
+          <w:lang w:val="es-ES"/>
+        </w:rPr>
+        <w:t xml:space="preserve"> </w:t>
+      </w:r>
+      <w:proofErr w:type="spellStart"/>
+      <w:r>
+        <w:rPr>
+          <w:rFonts w:ascii="Brill" w:hAnsi="Brill"/>
+          <w:color w:val="E97132" w:themeColor="accent2"/>
+          <w:lang w:val="es-ES"/>
+        </w:rPr>
+        <w:t>filius</w:t>
+      </w:r>
+      <w:proofErr w:type="spellEnd"/>
+      <w:r>
+        <w:rPr>
+          <w:rFonts w:ascii="Brill" w:hAnsi="Brill"/>
+          <w:color w:val="E97132" w:themeColor="accent2"/>
+          <w:lang w:val="es-ES"/>
+        </w:rPr>
+        <w:t xml:space="preserve"> % </w:t>
+      </w:r>
+      <w:proofErr w:type="spellStart"/>
+      <w:r>
+        <w:rPr>
+          <w:rFonts w:ascii="Brill" w:hAnsi="Brill"/>
+          <w:color w:val="E97132" w:themeColor="accent2"/>
+          <w:lang w:val="es-ES"/>
+        </w:rPr>
+        <w:t>talis</w:t>
+      </w:r>
+      <w:proofErr w:type="spellEnd"/>
+      <w:r>
+        <w:rPr>
+          <w:rFonts w:ascii="Brill" w:hAnsi="Brill"/>
+          <w:color w:val="E97132" w:themeColor="accent2"/>
+          <w:lang w:val="es-ES"/>
+        </w:rPr>
+        <w:t xml:space="preserve"> </w:t>
+      </w:r>
+      <w:proofErr w:type="spellStart"/>
+      <w:r>
+        <w:rPr>
+          <w:rFonts w:ascii="Brill" w:hAnsi="Brill"/>
+          <w:color w:val="E97132" w:themeColor="accent2"/>
+          <w:lang w:val="es-ES"/>
+        </w:rPr>
+        <w:t>espiritus</w:t>
+      </w:r>
+      <w:proofErr w:type="spellEnd"/>
+      <w:r>
+        <w:rPr>
+          <w:rFonts w:ascii="Brill" w:hAnsi="Brill"/>
+          <w:color w:val="E97132" w:themeColor="accent2"/>
+          <w:lang w:val="es-ES"/>
+        </w:rPr>
+        <w:t xml:space="preserve"> </w:t>
+      </w:r>
+      <w:proofErr w:type="spellStart"/>
+      <w:r>
+        <w:rPr>
+          <w:rFonts w:ascii="Brill" w:hAnsi="Brill"/>
+          <w:color w:val="E97132" w:themeColor="accent2"/>
+          <w:lang w:val="es-ES"/>
+        </w:rPr>
+        <w:t>sanctos</w:t>
+      </w:r>
+      <w:proofErr w:type="spellEnd"/>
+      <w:r>
+        <w:rPr>
+          <w:rFonts w:ascii="Brill" w:hAnsi="Brill"/>
+          <w:lang w:val="es-ES"/>
+        </w:rPr>
+        <w:t xml:space="preserve"> que quier dezir </w:t>
+      </w:r>
+      <w:proofErr w:type="spellStart"/>
+      <w:r>
+        <w:rPr>
+          <w:rFonts w:ascii="Brill" w:hAnsi="Brill"/>
+          <w:lang w:val="es-ES"/>
+        </w:rPr>
+        <w:t>qual</w:t>
+      </w:r>
+      <w:proofErr w:type="spellEnd"/>
+      <w:r>
+        <w:rPr>
+          <w:rFonts w:ascii="Brill" w:hAnsi="Brill"/>
+          <w:lang w:val="es-ES"/>
+        </w:rPr>
+        <w:t xml:space="preserve"> es el padre tal es el fijo tal es el </w:t>
+      </w:r>
+      <w:proofErr w:type="spellStart"/>
+      <w:r>
+        <w:rPr>
+          <w:rFonts w:ascii="Brill" w:hAnsi="Brill"/>
+          <w:lang w:val="es-ES"/>
+        </w:rPr>
+        <w:t>espiritu</w:t>
+      </w:r>
+      <w:proofErr w:type="spellEnd"/>
+      <w:r>
+        <w:rPr>
+          <w:rFonts w:ascii="Brill" w:hAnsi="Brill"/>
+          <w:lang w:val="es-ES"/>
+        </w:rPr>
+        <w:t xml:space="preserve"> santo </w:t>
+      </w:r>
+      <w:proofErr w:type="spellStart"/>
+      <w:r>
+        <w:rPr>
+          <w:rFonts w:ascii="Brill" w:hAnsi="Brill"/>
           <w:lang w:val="es-ES"/>
         </w:rPr>
         <w:t>quando</w:t>
       </w:r>
-      <w:r>
-        <w:rPr>
-          <w:lang w:val="es-ES"/>
-        </w:rPr>
-        <w:t xml:space="preserve"> a la esencia % por que se da a entender que tal era el uno como el otro que todo era un dios e una sustancia que se non puede departir asi como la rueda del sol de su ra</w:t>
-      </w:r>
-      <w:r>
-        <w:rPr>
-          <w:lang w:val="es-ES"/>
-        </w:rPr>
-        <w:t>y</w:t>
-      </w:r>
-      <w:r>
-        <w:rPr>
-          <w:lang w:val="es-ES"/>
-        </w:rPr>
-        <w:t>o e la color es toda un sol que non se puede departir el uno de lo al asi la santa trenidat es un dios</w:t>
+      <w:proofErr w:type="spellEnd"/>
+      <w:r>
+        <w:rPr>
+          <w:rFonts w:ascii="Brill" w:hAnsi="Brill"/>
+          <w:lang w:val="es-ES"/>
+        </w:rPr>
+        <w:t xml:space="preserve"> a la esencia % por que se da a entender que tal era el uno como el otro que todo era un dios </w:t>
+      </w:r>
+      <w:proofErr w:type="spellStart"/>
+      <w:r>
+        <w:rPr>
+          <w:rFonts w:ascii="Brill" w:hAnsi="Brill"/>
+          <w:lang w:val="es-ES"/>
+        </w:rPr>
+        <w:t>e</w:t>
+      </w:r>
+      <w:proofErr w:type="spellEnd"/>
+      <w:r>
+        <w:rPr>
+          <w:rFonts w:ascii="Brill" w:hAnsi="Brill"/>
+          <w:lang w:val="es-ES"/>
+        </w:rPr>
+        <w:t xml:space="preserve"> una sustancia que se non puede departir </w:t>
+      </w:r>
+      <w:proofErr w:type="spellStart"/>
+      <w:r>
+        <w:rPr>
+          <w:rFonts w:ascii="Brill" w:hAnsi="Brill"/>
+          <w:lang w:val="es-ES"/>
+        </w:rPr>
+        <w:t>asi</w:t>
+      </w:r>
+      <w:proofErr w:type="spellEnd"/>
+      <w:r>
+        <w:rPr>
+          <w:rFonts w:ascii="Brill" w:hAnsi="Brill"/>
+          <w:lang w:val="es-ES"/>
+        </w:rPr>
+        <w:t xml:space="preserve"> como la rueda del sol de su rayo e la color es toda un sol que non se puede departir el uno de </w:t>
+      </w:r>
+      <w:proofErr w:type="spellStart"/>
+      <w:r>
+        <w:rPr>
+          <w:rFonts w:ascii="Brill" w:hAnsi="Brill"/>
+          <w:lang w:val="es-ES"/>
+        </w:rPr>
+        <w:t>lo</w:t>
+      </w:r>
+      <w:proofErr w:type="spellEnd"/>
+      <w:r>
+        <w:rPr>
+          <w:rFonts w:ascii="Brill" w:hAnsi="Brill"/>
+          <w:lang w:val="es-ES"/>
+        </w:rPr>
+        <w:t xml:space="preserve"> al </w:t>
+      </w:r>
+      <w:proofErr w:type="spellStart"/>
+      <w:r>
+        <w:rPr>
+          <w:rFonts w:ascii="Brill" w:hAnsi="Brill"/>
+          <w:lang w:val="es-ES"/>
+        </w:rPr>
+        <w:t>asi</w:t>
+      </w:r>
+      <w:proofErr w:type="spellEnd"/>
+      <w:r>
+        <w:rPr>
+          <w:rFonts w:ascii="Brill" w:hAnsi="Brill"/>
+          <w:lang w:val="es-ES"/>
+        </w:rPr>
+        <w:t xml:space="preserve"> la santa </w:t>
+      </w:r>
+      <w:proofErr w:type="spellStart"/>
+      <w:r>
+        <w:rPr>
+          <w:rFonts w:ascii="Brill" w:hAnsi="Brill"/>
+          <w:lang w:val="es-ES"/>
+        </w:rPr>
+        <w:t>trenidat</w:t>
+      </w:r>
+      <w:proofErr w:type="spellEnd"/>
+      <w:r>
+        <w:rPr>
+          <w:rFonts w:ascii="Brill" w:hAnsi="Brill"/>
+          <w:lang w:val="es-ES"/>
+        </w:rPr>
+        <w:t xml:space="preserve"> es un dios</w:t>
       </w:r>
     </w:p>
     <w:sectPr>
@@ -104,7 +874,7 @@
 </file>
 
 <file path=word/styles.xml><?xml version="1.0" encoding="utf-8"?>
-<w:styles xmlns:mc="http://schemas.openxmlformats.org/markup-compatibility/2006" xmlns:r="http://schemas.openxmlformats.org/officeDocument/2006/relationships" xmlns:w="http://schemas.openxmlformats.org/wordprocessingml/2006/main" xmlns:w14="http://schemas.microsoft.com/office/word/2010/wordml" xmlns:w15="http://schemas.microsoft.com/office/word/2012/wordml" xmlns:w16cex="http://schemas.microsoft.com/office/word/2018/wordml/cex" xmlns:w16cid="http://schemas.microsoft.com/office/word/2016/wordml/cid" xmlns:w16="http://schemas.microsoft.com/office/word/2018/wordml" xmlns:w16sdtdh="http://schemas.microsoft.com/office/word/2020/wordml/sdtdatahash" xmlns:w16se="http://schemas.microsoft.com/office/word/2015/wordml/symex" mc:Ignorable="w14 w15 w16se w16cid w16 w16cex w16sdtdh">
+<w:styles xmlns:mc="http://schemas.openxmlformats.org/markup-compatibility/2006" xmlns:r="http://schemas.openxmlformats.org/officeDocument/2006/relationships" xmlns:w="http://schemas.openxmlformats.org/wordprocessingml/2006/main" xmlns:w14="http://schemas.microsoft.com/office/word/2010/wordml" xmlns:w15="http://schemas.microsoft.com/office/word/2012/wordml" xmlns:w16cex="http://schemas.microsoft.com/office/word/2018/wordml/cex" xmlns:w16cid="http://schemas.microsoft.com/office/word/2016/wordml/cid" xmlns:w16="http://schemas.microsoft.com/office/word/2018/wordml" xmlns:w16du="http://schemas.microsoft.com/office/word/2023/wordml/word16du" xmlns:w16sdtdh="http://schemas.microsoft.com/office/word/2020/wordml/sdtdatahash" xmlns:w16sdtfl="http://schemas.microsoft.com/office/word/2024/wordml/sdtformatlock" xmlns:w16se="http://schemas.microsoft.com/office/word/2015/wordml/symex" mc:Ignorable="w14 w15 w16se w16cid w16 w16cex w16sdtdh w16sdtfl w16du">
   <w:docDefaults>
     <w:rPrDefault>
       <w:rPr>
